--- a/docs/HopFlows_Technical_Design_v1.1.docx
+++ b/docs/HopFlows_Technical_Design_v1.1.docx
@@ -757,18 +757,18 @@
               <w:pStyle w:val="Compact"/>
             </w:pPr>
             <w:r>
-              <w:t xml:space="preserve">id, org_id, deliverable_id?, assignee_id?, reviewer_id?, department_id?, product_line_id?, product_area_id?, title, status (to_do / in_progress / review / done / cancelled), priority, work_type, visibility (standard / confidential), review_required, estimate_size?, estimate_minutes?, due_at, blocked_at?, blocked_reason?, blocker_owner_id?, help_requested_at?</w:t>
-            </w:r>
-          </w:p>
-        </w:tc>
-        <w:tc>
-          <w:tcPr/>
-          <w:p>
-            <w:pPr>
-              <w:pStyle w:val="Compact"/>
-            </w:pPr>
-            <w:r>
-              <w:t xml:space="preserve">Execution work; standalone tasks permitted</w:t>
+              <w:t xml:space="preserve">id, org_id, deliverable_id?, assignee_id?, reviewer_id?, department_id?, product_line_id?, product_area_id?, title, status (to_do / in_progress / review / done / cancelled), priority, work_type, visibility (standard / confidential), review_required, estimate_size?, estimate_minutes?, due_at, blocked_at?, blocked_reason?, blocker_owner_id?, help_requested_at?, created_by</w:t>
+            </w:r>
+          </w:p>
+        </w:tc>
+        <w:tc>
+          <w:tcPr/>
+          <w:p>
+            <w:pPr>
+              <w:pStyle w:val="Compact"/>
+            </w:pPr>
+            <w:r>
+              <w:t xml:space="preserve">Execution work; standalone tasks permitted. A member may create a task for themselves (assignee_id = created_by) without approval; in a committed cycle it is recorded as added work. Tasks for anyone else come from a lead or from intake_requests.</w:t>
             </w:r>
           </w:p>
         </w:tc>
@@ -1126,18 +1126,18 @@
               <w:pStyle w:val="Compact"/>
             </w:pPr>
             <w:r>
-              <w:t xml:space="preserve">id, cycle_id, committed_at, committed_by</w:t>
-            </w:r>
-          </w:p>
-        </w:tc>
-        <w:tc>
-          <w:tcPr/>
-          <w:p>
-            <w:pPr>
-              <w:pStyle w:val="Compact"/>
-            </w:pPr>
-            <w:r>
-              <w:t xml:space="preserve">Immutable committed snapshot; at most one per cycle. After commit, every change is a plan_change_events entry</w:t>
+              <w:t xml:space="preserve">id, cycle_id, committed_at, committed_by, revoked_at?</w:t>
+            </w:r>
+          </w:p>
+        </w:tc>
+        <w:tc>
+          <w:tcPr/>
+          <w:p>
+            <w:pPr>
+              <w:pStyle w:val="Compact"/>
+            </w:pPr>
+            <w:r>
+              <w:t xml:space="preserve">Immutable committed snapshot; at most one active (not revoked) per cycle. After commit, every change is a plan_change_events entry. The committer may revoke within 10 minutes only while the cycle has no plan_change_events; revoking sets revoked_at and leaves the cycle uncommitted.</w:t>
             </w:r>
           </w:p>
         </w:tc>
@@ -2970,18 +2970,18 @@
               <w:pStyle w:val="Compact"/>
             </w:pPr>
             <w:r>
-              <w:t xml:space="preserve">id, org_id, membership_id, leave_type (annual / sick / other), start_at, end_at, is_half_day, status (requested / approved / declined / cancelled), private_note?, approver_membership_id?, decided_at?, created_by</w:t>
-            </w:r>
-          </w:p>
-        </w:tc>
-        <w:tc>
-          <w:tcPr/>
-          <w:p>
-            <w:pPr>
-              <w:pStyle w:val="Compact"/>
-            </w:pPr>
-            <w:r>
-              <w:t xml:space="preserve">Leave requests. Approval writes the matching member_unavailability row; cancellation removes it.</w:t>
+              <w:t xml:space="preserve">id, org_id, membership_id, leave_type (annual / sick / other), start_at, end_at, is_half_day, status (requested / approved / declined / withdrawn / cancelled), private_note?, approver_membership_id?, decided_at?, created_by</w:t>
+            </w:r>
+          </w:p>
+        </w:tc>
+        <w:tc>
+          <w:tcPr/>
+          <w:p>
+            <w:pPr>
+              <w:pStyle w:val="Compact"/>
+            </w:pPr>
+            <w:r>
+              <w:t xml:space="preserve">Leave requests. Approval writes the matching member_unavailability row; cancellation removes it. The requester may withdraw a request while it is still requested.</w:t>
             </w:r>
           </w:p>
         </w:tc>
@@ -15759,6 +15759,232 @@
     <w:pPr>
       <w:wordWrap w:val="off"/>
     </w:pPr>
+  </w:style>
+  <w:style w:customStyle="1" w:styleId="KeywordTok" w:type="character">
+    <w:name w:val="KeywordTok"/>
+    <w:basedOn w:val="VerbatimChar"/>
+    <w:rPr>
+      <w:b/>
+      <w:color w:val="007020"/>
+    </w:rPr>
+  </w:style>
+  <w:style w:customStyle="1" w:styleId="DataTypeTok" w:type="character">
+    <w:name w:val="DataTypeTok"/>
+    <w:basedOn w:val="VerbatimChar"/>
+    <w:rPr>
+      <w:color w:val="902000"/>
+    </w:rPr>
+  </w:style>
+  <w:style w:customStyle="1" w:styleId="DecValTok" w:type="character">
+    <w:name w:val="DecValTok"/>
+    <w:basedOn w:val="VerbatimChar"/>
+    <w:rPr>
+      <w:color w:val="40a070"/>
+    </w:rPr>
+  </w:style>
+  <w:style w:customStyle="1" w:styleId="BaseNTok" w:type="character">
+    <w:name w:val="BaseNTok"/>
+    <w:basedOn w:val="VerbatimChar"/>
+    <w:rPr>
+      <w:color w:val="40a070"/>
+    </w:rPr>
+  </w:style>
+  <w:style w:customStyle="1" w:styleId="FloatTok" w:type="character">
+    <w:name w:val="FloatTok"/>
+    <w:basedOn w:val="VerbatimChar"/>
+    <w:rPr>
+      <w:color w:val="40a070"/>
+    </w:rPr>
+  </w:style>
+  <w:style w:customStyle="1" w:styleId="ConstantTok" w:type="character">
+    <w:name w:val="ConstantTok"/>
+    <w:basedOn w:val="VerbatimChar"/>
+    <w:rPr>
+      <w:color w:val="880000"/>
+    </w:rPr>
+  </w:style>
+  <w:style w:customStyle="1" w:styleId="CharTok" w:type="character">
+    <w:name w:val="CharTok"/>
+    <w:basedOn w:val="VerbatimChar"/>
+    <w:rPr>
+      <w:color w:val="4070a0"/>
+    </w:rPr>
+  </w:style>
+  <w:style w:customStyle="1" w:styleId="SpecialCharTok" w:type="character">
+    <w:name w:val="SpecialCharTok"/>
+    <w:basedOn w:val="VerbatimChar"/>
+    <w:rPr>
+      <w:color w:val="4070a0"/>
+    </w:rPr>
+  </w:style>
+  <w:style w:customStyle="1" w:styleId="StringTok" w:type="character">
+    <w:name w:val="StringTok"/>
+    <w:basedOn w:val="VerbatimChar"/>
+    <w:rPr>
+      <w:color w:val="4070a0"/>
+    </w:rPr>
+  </w:style>
+  <w:style w:customStyle="1" w:styleId="VerbatimStringTok" w:type="character">
+    <w:name w:val="VerbatimStringTok"/>
+    <w:basedOn w:val="VerbatimChar"/>
+    <w:rPr>
+      <w:color w:val="4070a0"/>
+    </w:rPr>
+  </w:style>
+  <w:style w:customStyle="1" w:styleId="SpecialStringTok" w:type="character">
+    <w:name w:val="SpecialStringTok"/>
+    <w:basedOn w:val="VerbatimChar"/>
+    <w:rPr>
+      <w:color w:val="bb6688"/>
+    </w:rPr>
+  </w:style>
+  <w:style w:customStyle="1" w:styleId="ImportTok" w:type="character">
+    <w:name w:val="ImportTok"/>
+    <w:basedOn w:val="VerbatimChar"/>
+    <w:rPr>
+      <w:b/>
+      <w:color w:val="008000"/>
+    </w:rPr>
+  </w:style>
+  <w:style w:customStyle="1" w:styleId="CommentTok" w:type="character">
+    <w:name w:val="CommentTok"/>
+    <w:basedOn w:val="VerbatimChar"/>
+    <w:rPr>
+      <w:i/>
+      <w:color w:val="60a0b0"/>
+    </w:rPr>
+  </w:style>
+  <w:style w:customStyle="1" w:styleId="DocumentationTok" w:type="character">
+    <w:name w:val="DocumentationTok"/>
+    <w:basedOn w:val="VerbatimChar"/>
+    <w:rPr>
+      <w:i/>
+      <w:color w:val="ba2121"/>
+    </w:rPr>
+  </w:style>
+  <w:style w:customStyle="1" w:styleId="AnnotationTok" w:type="character">
+    <w:name w:val="AnnotationTok"/>
+    <w:basedOn w:val="VerbatimChar"/>
+    <w:rPr>
+      <w:b/>
+      <w:i/>
+      <w:color w:val="60a0b0"/>
+    </w:rPr>
+  </w:style>
+  <w:style w:customStyle="1" w:styleId="CommentVarTok" w:type="character">
+    <w:name w:val="CommentVarTok"/>
+    <w:basedOn w:val="VerbatimChar"/>
+    <w:rPr>
+      <w:b/>
+      <w:i/>
+      <w:color w:val="60a0b0"/>
+    </w:rPr>
+  </w:style>
+  <w:style w:customStyle="1" w:styleId="OtherTok" w:type="character">
+    <w:name w:val="OtherTok"/>
+    <w:basedOn w:val="VerbatimChar"/>
+    <w:rPr>
+      <w:color w:val="007020"/>
+    </w:rPr>
+  </w:style>
+  <w:style w:customStyle="1" w:styleId="FunctionTok" w:type="character">
+    <w:name w:val="FunctionTok"/>
+    <w:basedOn w:val="VerbatimChar"/>
+    <w:rPr>
+      <w:color w:val="06287e"/>
+    </w:rPr>
+  </w:style>
+  <w:style w:customStyle="1" w:styleId="VariableTok" w:type="character">
+    <w:name w:val="VariableTok"/>
+    <w:basedOn w:val="VerbatimChar"/>
+    <w:rPr>
+      <w:color w:val="19177c"/>
+    </w:rPr>
+  </w:style>
+  <w:style w:customStyle="1" w:styleId="ControlFlowTok" w:type="character">
+    <w:name w:val="ControlFlowTok"/>
+    <w:basedOn w:val="VerbatimChar"/>
+    <w:rPr>
+      <w:b/>
+      <w:color w:val="007020"/>
+    </w:rPr>
+  </w:style>
+  <w:style w:customStyle="1" w:styleId="OperatorTok" w:type="character">
+    <w:name w:val="OperatorTok"/>
+    <w:basedOn w:val="VerbatimChar"/>
+    <w:rPr>
+      <w:color w:val="666666"/>
+    </w:rPr>
+  </w:style>
+  <w:style w:customStyle="1" w:styleId="BuiltInTok" w:type="character">
+    <w:name w:val="BuiltInTok"/>
+    <w:basedOn w:val="VerbatimChar"/>
+    <w:rPr>
+      <w:color w:val="008000"/>
+    </w:rPr>
+  </w:style>
+  <w:style w:customStyle="1" w:styleId="ExtensionTok" w:type="character">
+    <w:name w:val="ExtensionTok"/>
+    <w:basedOn w:val="VerbatimChar"/>
+    <w:rPr/>
+  </w:style>
+  <w:style w:customStyle="1" w:styleId="PreprocessorTok" w:type="character">
+    <w:name w:val="PreprocessorTok"/>
+    <w:basedOn w:val="VerbatimChar"/>
+    <w:rPr>
+      <w:color w:val="bc7a00"/>
+    </w:rPr>
+  </w:style>
+  <w:style w:customStyle="1" w:styleId="AttributeTok" w:type="character">
+    <w:name w:val="AttributeTok"/>
+    <w:basedOn w:val="VerbatimChar"/>
+    <w:rPr>
+      <w:color w:val="7d9029"/>
+    </w:rPr>
+  </w:style>
+  <w:style w:customStyle="1" w:styleId="RegionMarkerTok" w:type="character">
+    <w:name w:val="RegionMarkerTok"/>
+    <w:basedOn w:val="VerbatimChar"/>
+    <w:rPr/>
+  </w:style>
+  <w:style w:customStyle="1" w:styleId="InformationTok" w:type="character">
+    <w:name w:val="InformationTok"/>
+    <w:basedOn w:val="VerbatimChar"/>
+    <w:rPr>
+      <w:b/>
+      <w:i/>
+      <w:color w:val="60a0b0"/>
+    </w:rPr>
+  </w:style>
+  <w:style w:customStyle="1" w:styleId="WarningTok" w:type="character">
+    <w:name w:val="WarningTok"/>
+    <w:basedOn w:val="VerbatimChar"/>
+    <w:rPr>
+      <w:b/>
+      <w:i/>
+      <w:color w:val="60a0b0"/>
+    </w:rPr>
+  </w:style>
+  <w:style w:customStyle="1" w:styleId="AlertTok" w:type="character">
+    <w:name w:val="AlertTok"/>
+    <w:basedOn w:val="VerbatimChar"/>
+    <w:rPr>
+      <w:b/>
+      <w:color w:val="ff0000"/>
+    </w:rPr>
+  </w:style>
+  <w:style w:customStyle="1" w:styleId="ErrorTok" w:type="character">
+    <w:name w:val="ErrorTok"/>
+    <w:basedOn w:val="VerbatimChar"/>
+    <w:rPr>
+      <w:b/>
+      <w:color w:val="ff0000"/>
+    </w:rPr>
+  </w:style>
+  <w:style w:customStyle="1" w:styleId="NormalTok" w:type="character">
+    <w:name w:val="NormalTok"/>
+    <w:basedOn w:val="VerbatimChar"/>
+    <w:rPr/>
   </w:style>
   <w:style w:customStyle="1" w:styleId="KeywordTok" w:type="character">
     <w:name w:val="KeywordTok"/>

--- a/docs/HopFlows_Technical_Design_v1.1.docx
+++ b/docs/HopFlows_Technical_Design_v1.1.docx
@@ -147,18 +147,18 @@
               <w:pStyle w:val="Compact"/>
             </w:pPr>
             <w:r>
-              <w:t xml:space="preserve">id, name, timezone, settings</w:t>
-            </w:r>
-          </w:p>
-        </w:tc>
-        <w:tc>
-          <w:tcPr/>
-          <w:p>
-            <w:pPr>
-              <w:pStyle w:val="Compact"/>
-            </w:pPr>
-            <w:r>
-              <w:t xml:space="preserve">Company workspace and defaults</w:t>
+              <w:t xml:space="preserve">id, name, country, timezone, settings, setup_step, setup_completed_at?</w:t>
+            </w:r>
+          </w:p>
+        </w:tc>
+        <w:tc>
+          <w:tcPr/>
+          <w:p>
+            <w:pPr>
+              <w:pStyle w:val="Compact"/>
+            </w:pPr>
+            <w:r>
+              <w:t xml:space="preserve">Company workspace and defaults; setup_step records where the first admin left company setup (Proposed)</w:t>
             </w:r>
           </w:p>
         </w:tc>
@@ -252,18 +252,18 @@
               <w:pStyle w:val="Compact"/>
             </w:pPr>
             <w:r>
-              <w:t xml:space="preserve">id, org_id, name, lead_id</w:t>
-            </w:r>
-          </w:p>
-        </w:tc>
-        <w:tc>
-          <w:tcPr/>
-          <w:p>
-            <w:pPr>
-              <w:pStyle w:val="Compact"/>
-            </w:pPr>
-            <w:r>
-              <w:t xml:space="preserve">Functional teams</w:t>
+              <w:t xml:space="preserve">id, org_id, name, lead_id, work_visibility (organization / department)</w:t>
+            </w:r>
+          </w:p>
+        </w:tc>
+        <w:tc>
+          <w:tcPr/>
+          <w:p>
+            <w:pPr>
+              <w:pStyle w:val="Compact"/>
+            </w:pPr>
+            <w:r>
+              <w:t xml:space="preserve">Functional teams; work_visibility = organization lets other departments read its Goals, Deliverables and Tasks (Proposed)</w:t>
             </w:r>
           </w:p>
         </w:tc>
@@ -3368,6 +3368,30 @@
         </w:numPr>
       </w:pPr>
       <w:r>
+        <w:t xml:space="preserve">Cross-department reads (Proposed): a member outside a department gets a read-only projection of its Goals, Deliverables and standard Tasks (title, owner, status, due_at, blocked marker) when departments.work_visibility = organization. Load, capacity, plan baselines, reports and personal Tasks without a deliverable_id are excluded. Contributing departments listed in deliverable_departments keep full access to that Deliverable even when its owner department is closed. Enforce in the query layer, not only in the UI.</w:t>
+      </w:r>
+    </w:p>
+    <w:p>
+      <w:pPr>
+        <w:pStyle w:val="Compact"/>
+        <w:numPr>
+          <w:ilvl w:val="0"/>
+          <w:numId w:val="1003"/>
+        </w:numPr>
+      </w:pPr>
+      <w:r>
+        <w:t xml:space="preserve">Company setup (Proposed): each step saves as a draft; memberships created in the People step stay at status invited with no email sent until the admin confirms the last step, which sends all invites in one batch. Choosing the country on the Company step creates the holiday calendar for the current year.</w:t>
+      </w:r>
+    </w:p>
+    <w:p>
+      <w:pPr>
+        <w:pStyle w:val="Compact"/>
+        <w:numPr>
+          <w:ilvl w:val="0"/>
+          <w:numId w:val="1003"/>
+        </w:numPr>
+      </w:pPr>
+      <w:r>
         <w:t xml:space="preserve">The offline cache is encrypted on the device, holds at most the scope in Blueprint §14, and is wiped on sign-out or when the membership ends.</w:t>
       </w:r>
     </w:p>
@@ -15759,6 +15783,458 @@
     <w:pPr>
       <w:wordWrap w:val="off"/>
     </w:pPr>
+  </w:style>
+  <w:style w:customStyle="1" w:styleId="KeywordTok" w:type="character">
+    <w:name w:val="KeywordTok"/>
+    <w:basedOn w:val="VerbatimChar"/>
+    <w:rPr>
+      <w:b/>
+      <w:color w:val="007020"/>
+    </w:rPr>
+  </w:style>
+  <w:style w:customStyle="1" w:styleId="DataTypeTok" w:type="character">
+    <w:name w:val="DataTypeTok"/>
+    <w:basedOn w:val="VerbatimChar"/>
+    <w:rPr>
+      <w:color w:val="902000"/>
+    </w:rPr>
+  </w:style>
+  <w:style w:customStyle="1" w:styleId="DecValTok" w:type="character">
+    <w:name w:val="DecValTok"/>
+    <w:basedOn w:val="VerbatimChar"/>
+    <w:rPr>
+      <w:color w:val="40a070"/>
+    </w:rPr>
+  </w:style>
+  <w:style w:customStyle="1" w:styleId="BaseNTok" w:type="character">
+    <w:name w:val="BaseNTok"/>
+    <w:basedOn w:val="VerbatimChar"/>
+    <w:rPr>
+      <w:color w:val="40a070"/>
+    </w:rPr>
+  </w:style>
+  <w:style w:customStyle="1" w:styleId="FloatTok" w:type="character">
+    <w:name w:val="FloatTok"/>
+    <w:basedOn w:val="VerbatimChar"/>
+    <w:rPr>
+      <w:color w:val="40a070"/>
+    </w:rPr>
+  </w:style>
+  <w:style w:customStyle="1" w:styleId="ConstantTok" w:type="character">
+    <w:name w:val="ConstantTok"/>
+    <w:basedOn w:val="VerbatimChar"/>
+    <w:rPr>
+      <w:color w:val="880000"/>
+    </w:rPr>
+  </w:style>
+  <w:style w:customStyle="1" w:styleId="CharTok" w:type="character">
+    <w:name w:val="CharTok"/>
+    <w:basedOn w:val="VerbatimChar"/>
+    <w:rPr>
+      <w:color w:val="4070a0"/>
+    </w:rPr>
+  </w:style>
+  <w:style w:customStyle="1" w:styleId="SpecialCharTok" w:type="character">
+    <w:name w:val="SpecialCharTok"/>
+    <w:basedOn w:val="VerbatimChar"/>
+    <w:rPr>
+      <w:color w:val="4070a0"/>
+    </w:rPr>
+  </w:style>
+  <w:style w:customStyle="1" w:styleId="StringTok" w:type="character">
+    <w:name w:val="StringTok"/>
+    <w:basedOn w:val="VerbatimChar"/>
+    <w:rPr>
+      <w:color w:val="4070a0"/>
+    </w:rPr>
+  </w:style>
+  <w:style w:customStyle="1" w:styleId="VerbatimStringTok" w:type="character">
+    <w:name w:val="VerbatimStringTok"/>
+    <w:basedOn w:val="VerbatimChar"/>
+    <w:rPr>
+      <w:color w:val="4070a0"/>
+    </w:rPr>
+  </w:style>
+  <w:style w:customStyle="1" w:styleId="SpecialStringTok" w:type="character">
+    <w:name w:val="SpecialStringTok"/>
+    <w:basedOn w:val="VerbatimChar"/>
+    <w:rPr>
+      <w:color w:val="bb6688"/>
+    </w:rPr>
+  </w:style>
+  <w:style w:customStyle="1" w:styleId="ImportTok" w:type="character">
+    <w:name w:val="ImportTok"/>
+    <w:basedOn w:val="VerbatimChar"/>
+    <w:rPr>
+      <w:b/>
+      <w:color w:val="008000"/>
+    </w:rPr>
+  </w:style>
+  <w:style w:customStyle="1" w:styleId="CommentTok" w:type="character">
+    <w:name w:val="CommentTok"/>
+    <w:basedOn w:val="VerbatimChar"/>
+    <w:rPr>
+      <w:i/>
+      <w:color w:val="60a0b0"/>
+    </w:rPr>
+  </w:style>
+  <w:style w:customStyle="1" w:styleId="DocumentationTok" w:type="character">
+    <w:name w:val="DocumentationTok"/>
+    <w:basedOn w:val="VerbatimChar"/>
+    <w:rPr>
+      <w:i/>
+      <w:color w:val="ba2121"/>
+    </w:rPr>
+  </w:style>
+  <w:style w:customStyle="1" w:styleId="AnnotationTok" w:type="character">
+    <w:name w:val="AnnotationTok"/>
+    <w:basedOn w:val="VerbatimChar"/>
+    <w:rPr>
+      <w:b/>
+      <w:i/>
+      <w:color w:val="60a0b0"/>
+    </w:rPr>
+  </w:style>
+  <w:style w:customStyle="1" w:styleId="CommentVarTok" w:type="character">
+    <w:name w:val="CommentVarTok"/>
+    <w:basedOn w:val="VerbatimChar"/>
+    <w:rPr>
+      <w:b/>
+      <w:i/>
+      <w:color w:val="60a0b0"/>
+    </w:rPr>
+  </w:style>
+  <w:style w:customStyle="1" w:styleId="OtherTok" w:type="character">
+    <w:name w:val="OtherTok"/>
+    <w:basedOn w:val="VerbatimChar"/>
+    <w:rPr>
+      <w:color w:val="007020"/>
+    </w:rPr>
+  </w:style>
+  <w:style w:customStyle="1" w:styleId="FunctionTok" w:type="character">
+    <w:name w:val="FunctionTok"/>
+    <w:basedOn w:val="VerbatimChar"/>
+    <w:rPr>
+      <w:color w:val="06287e"/>
+    </w:rPr>
+  </w:style>
+  <w:style w:customStyle="1" w:styleId="VariableTok" w:type="character">
+    <w:name w:val="VariableTok"/>
+    <w:basedOn w:val="VerbatimChar"/>
+    <w:rPr>
+      <w:color w:val="19177c"/>
+    </w:rPr>
+  </w:style>
+  <w:style w:customStyle="1" w:styleId="ControlFlowTok" w:type="character">
+    <w:name w:val="ControlFlowTok"/>
+    <w:basedOn w:val="VerbatimChar"/>
+    <w:rPr>
+      <w:b/>
+      <w:color w:val="007020"/>
+    </w:rPr>
+  </w:style>
+  <w:style w:customStyle="1" w:styleId="OperatorTok" w:type="character">
+    <w:name w:val="OperatorTok"/>
+    <w:basedOn w:val="VerbatimChar"/>
+    <w:rPr>
+      <w:color w:val="666666"/>
+    </w:rPr>
+  </w:style>
+  <w:style w:customStyle="1" w:styleId="BuiltInTok" w:type="character">
+    <w:name w:val="BuiltInTok"/>
+    <w:basedOn w:val="VerbatimChar"/>
+    <w:rPr>
+      <w:color w:val="008000"/>
+    </w:rPr>
+  </w:style>
+  <w:style w:customStyle="1" w:styleId="ExtensionTok" w:type="character">
+    <w:name w:val="ExtensionTok"/>
+    <w:basedOn w:val="VerbatimChar"/>
+    <w:rPr/>
+  </w:style>
+  <w:style w:customStyle="1" w:styleId="PreprocessorTok" w:type="character">
+    <w:name w:val="PreprocessorTok"/>
+    <w:basedOn w:val="VerbatimChar"/>
+    <w:rPr>
+      <w:color w:val="bc7a00"/>
+    </w:rPr>
+  </w:style>
+  <w:style w:customStyle="1" w:styleId="AttributeTok" w:type="character">
+    <w:name w:val="AttributeTok"/>
+    <w:basedOn w:val="VerbatimChar"/>
+    <w:rPr>
+      <w:color w:val="7d9029"/>
+    </w:rPr>
+  </w:style>
+  <w:style w:customStyle="1" w:styleId="RegionMarkerTok" w:type="character">
+    <w:name w:val="RegionMarkerTok"/>
+    <w:basedOn w:val="VerbatimChar"/>
+    <w:rPr/>
+  </w:style>
+  <w:style w:customStyle="1" w:styleId="InformationTok" w:type="character">
+    <w:name w:val="InformationTok"/>
+    <w:basedOn w:val="VerbatimChar"/>
+    <w:rPr>
+      <w:b/>
+      <w:i/>
+      <w:color w:val="60a0b0"/>
+    </w:rPr>
+  </w:style>
+  <w:style w:customStyle="1" w:styleId="WarningTok" w:type="character">
+    <w:name w:val="WarningTok"/>
+    <w:basedOn w:val="VerbatimChar"/>
+    <w:rPr>
+      <w:b/>
+      <w:i/>
+      <w:color w:val="60a0b0"/>
+    </w:rPr>
+  </w:style>
+  <w:style w:customStyle="1" w:styleId="AlertTok" w:type="character">
+    <w:name w:val="AlertTok"/>
+    <w:basedOn w:val="VerbatimChar"/>
+    <w:rPr>
+      <w:b/>
+      <w:color w:val="ff0000"/>
+    </w:rPr>
+  </w:style>
+  <w:style w:customStyle="1" w:styleId="ErrorTok" w:type="character">
+    <w:name w:val="ErrorTok"/>
+    <w:basedOn w:val="VerbatimChar"/>
+    <w:rPr>
+      <w:b/>
+      <w:color w:val="ff0000"/>
+    </w:rPr>
+  </w:style>
+  <w:style w:customStyle="1" w:styleId="NormalTok" w:type="character">
+    <w:name w:val="NormalTok"/>
+    <w:basedOn w:val="VerbatimChar"/>
+    <w:rPr/>
+  </w:style>
+  <w:style w:customStyle="1" w:styleId="KeywordTok" w:type="character">
+    <w:name w:val="KeywordTok"/>
+    <w:basedOn w:val="VerbatimChar"/>
+    <w:rPr>
+      <w:b/>
+      <w:color w:val="007020"/>
+    </w:rPr>
+  </w:style>
+  <w:style w:customStyle="1" w:styleId="DataTypeTok" w:type="character">
+    <w:name w:val="DataTypeTok"/>
+    <w:basedOn w:val="VerbatimChar"/>
+    <w:rPr>
+      <w:color w:val="902000"/>
+    </w:rPr>
+  </w:style>
+  <w:style w:customStyle="1" w:styleId="DecValTok" w:type="character">
+    <w:name w:val="DecValTok"/>
+    <w:basedOn w:val="VerbatimChar"/>
+    <w:rPr>
+      <w:color w:val="40a070"/>
+    </w:rPr>
+  </w:style>
+  <w:style w:customStyle="1" w:styleId="BaseNTok" w:type="character">
+    <w:name w:val="BaseNTok"/>
+    <w:basedOn w:val="VerbatimChar"/>
+    <w:rPr>
+      <w:color w:val="40a070"/>
+    </w:rPr>
+  </w:style>
+  <w:style w:customStyle="1" w:styleId="FloatTok" w:type="character">
+    <w:name w:val="FloatTok"/>
+    <w:basedOn w:val="VerbatimChar"/>
+    <w:rPr>
+      <w:color w:val="40a070"/>
+    </w:rPr>
+  </w:style>
+  <w:style w:customStyle="1" w:styleId="ConstantTok" w:type="character">
+    <w:name w:val="ConstantTok"/>
+    <w:basedOn w:val="VerbatimChar"/>
+    <w:rPr>
+      <w:color w:val="880000"/>
+    </w:rPr>
+  </w:style>
+  <w:style w:customStyle="1" w:styleId="CharTok" w:type="character">
+    <w:name w:val="CharTok"/>
+    <w:basedOn w:val="VerbatimChar"/>
+    <w:rPr>
+      <w:color w:val="4070a0"/>
+    </w:rPr>
+  </w:style>
+  <w:style w:customStyle="1" w:styleId="SpecialCharTok" w:type="character">
+    <w:name w:val="SpecialCharTok"/>
+    <w:basedOn w:val="VerbatimChar"/>
+    <w:rPr>
+      <w:color w:val="4070a0"/>
+    </w:rPr>
+  </w:style>
+  <w:style w:customStyle="1" w:styleId="StringTok" w:type="character">
+    <w:name w:val="StringTok"/>
+    <w:basedOn w:val="VerbatimChar"/>
+    <w:rPr>
+      <w:color w:val="4070a0"/>
+    </w:rPr>
+  </w:style>
+  <w:style w:customStyle="1" w:styleId="VerbatimStringTok" w:type="character">
+    <w:name w:val="VerbatimStringTok"/>
+    <w:basedOn w:val="VerbatimChar"/>
+    <w:rPr>
+      <w:color w:val="4070a0"/>
+    </w:rPr>
+  </w:style>
+  <w:style w:customStyle="1" w:styleId="SpecialStringTok" w:type="character">
+    <w:name w:val="SpecialStringTok"/>
+    <w:basedOn w:val="VerbatimChar"/>
+    <w:rPr>
+      <w:color w:val="bb6688"/>
+    </w:rPr>
+  </w:style>
+  <w:style w:customStyle="1" w:styleId="ImportTok" w:type="character">
+    <w:name w:val="ImportTok"/>
+    <w:basedOn w:val="VerbatimChar"/>
+    <w:rPr>
+      <w:b/>
+      <w:color w:val="008000"/>
+    </w:rPr>
+  </w:style>
+  <w:style w:customStyle="1" w:styleId="CommentTok" w:type="character">
+    <w:name w:val="CommentTok"/>
+    <w:basedOn w:val="VerbatimChar"/>
+    <w:rPr>
+      <w:i/>
+      <w:color w:val="60a0b0"/>
+    </w:rPr>
+  </w:style>
+  <w:style w:customStyle="1" w:styleId="DocumentationTok" w:type="character">
+    <w:name w:val="DocumentationTok"/>
+    <w:basedOn w:val="VerbatimChar"/>
+    <w:rPr>
+      <w:i/>
+      <w:color w:val="ba2121"/>
+    </w:rPr>
+  </w:style>
+  <w:style w:customStyle="1" w:styleId="AnnotationTok" w:type="character">
+    <w:name w:val="AnnotationTok"/>
+    <w:basedOn w:val="VerbatimChar"/>
+    <w:rPr>
+      <w:b/>
+      <w:i/>
+      <w:color w:val="60a0b0"/>
+    </w:rPr>
+  </w:style>
+  <w:style w:customStyle="1" w:styleId="CommentVarTok" w:type="character">
+    <w:name w:val="CommentVarTok"/>
+    <w:basedOn w:val="VerbatimChar"/>
+    <w:rPr>
+      <w:b/>
+      <w:i/>
+      <w:color w:val="60a0b0"/>
+    </w:rPr>
+  </w:style>
+  <w:style w:customStyle="1" w:styleId="OtherTok" w:type="character">
+    <w:name w:val="OtherTok"/>
+    <w:basedOn w:val="VerbatimChar"/>
+    <w:rPr>
+      <w:color w:val="007020"/>
+    </w:rPr>
+  </w:style>
+  <w:style w:customStyle="1" w:styleId="FunctionTok" w:type="character">
+    <w:name w:val="FunctionTok"/>
+    <w:basedOn w:val="VerbatimChar"/>
+    <w:rPr>
+      <w:color w:val="06287e"/>
+    </w:rPr>
+  </w:style>
+  <w:style w:customStyle="1" w:styleId="VariableTok" w:type="character">
+    <w:name w:val="VariableTok"/>
+    <w:basedOn w:val="VerbatimChar"/>
+    <w:rPr>
+      <w:color w:val="19177c"/>
+    </w:rPr>
+  </w:style>
+  <w:style w:customStyle="1" w:styleId="ControlFlowTok" w:type="character">
+    <w:name w:val="ControlFlowTok"/>
+    <w:basedOn w:val="VerbatimChar"/>
+    <w:rPr>
+      <w:b/>
+      <w:color w:val="007020"/>
+    </w:rPr>
+  </w:style>
+  <w:style w:customStyle="1" w:styleId="OperatorTok" w:type="character">
+    <w:name w:val="OperatorTok"/>
+    <w:basedOn w:val="VerbatimChar"/>
+    <w:rPr>
+      <w:color w:val="666666"/>
+    </w:rPr>
+  </w:style>
+  <w:style w:customStyle="1" w:styleId="BuiltInTok" w:type="character">
+    <w:name w:val="BuiltInTok"/>
+    <w:basedOn w:val="VerbatimChar"/>
+    <w:rPr>
+      <w:color w:val="008000"/>
+    </w:rPr>
+  </w:style>
+  <w:style w:customStyle="1" w:styleId="ExtensionTok" w:type="character">
+    <w:name w:val="ExtensionTok"/>
+    <w:basedOn w:val="VerbatimChar"/>
+    <w:rPr/>
+  </w:style>
+  <w:style w:customStyle="1" w:styleId="PreprocessorTok" w:type="character">
+    <w:name w:val="PreprocessorTok"/>
+    <w:basedOn w:val="VerbatimChar"/>
+    <w:rPr>
+      <w:color w:val="bc7a00"/>
+    </w:rPr>
+  </w:style>
+  <w:style w:customStyle="1" w:styleId="AttributeTok" w:type="character">
+    <w:name w:val="AttributeTok"/>
+    <w:basedOn w:val="VerbatimChar"/>
+    <w:rPr>
+      <w:color w:val="7d9029"/>
+    </w:rPr>
+  </w:style>
+  <w:style w:customStyle="1" w:styleId="RegionMarkerTok" w:type="character">
+    <w:name w:val="RegionMarkerTok"/>
+    <w:basedOn w:val="VerbatimChar"/>
+    <w:rPr/>
+  </w:style>
+  <w:style w:customStyle="1" w:styleId="InformationTok" w:type="character">
+    <w:name w:val="InformationTok"/>
+    <w:basedOn w:val="VerbatimChar"/>
+    <w:rPr>
+      <w:b/>
+      <w:i/>
+      <w:color w:val="60a0b0"/>
+    </w:rPr>
+  </w:style>
+  <w:style w:customStyle="1" w:styleId="WarningTok" w:type="character">
+    <w:name w:val="WarningTok"/>
+    <w:basedOn w:val="VerbatimChar"/>
+    <w:rPr>
+      <w:b/>
+      <w:i/>
+      <w:color w:val="60a0b0"/>
+    </w:rPr>
+  </w:style>
+  <w:style w:customStyle="1" w:styleId="AlertTok" w:type="character">
+    <w:name w:val="AlertTok"/>
+    <w:basedOn w:val="VerbatimChar"/>
+    <w:rPr>
+      <w:b/>
+      <w:color w:val="ff0000"/>
+    </w:rPr>
+  </w:style>
+  <w:style w:customStyle="1" w:styleId="ErrorTok" w:type="character">
+    <w:name w:val="ErrorTok"/>
+    <w:basedOn w:val="VerbatimChar"/>
+    <w:rPr>
+      <w:b/>
+      <w:color w:val="ff0000"/>
+    </w:rPr>
+  </w:style>
+  <w:style w:customStyle="1" w:styleId="NormalTok" w:type="character">
+    <w:name w:val="NormalTok"/>
+    <w:basedOn w:val="VerbatimChar"/>
+    <w:rPr/>
   </w:style>
   <w:style w:customStyle="1" w:styleId="KeywordTok" w:type="character">
     <w:name w:val="KeywordTok"/>
